--- a/Calendario2026/Ejercicios/7_Subredes/Ejercicio7_VLSM.docx
+++ b/Calendario2026/Ejercicios/7_Subredes/Ejercicio7_VLSM.docx
@@ -1,6 +1,6 @@
 
 <file path=word/document.xml><?xml version="1.0" encoding="utf-8"?>
-<w:document xmlns:wpc="http://schemas.microsoft.com/office/word/2010/wordprocessingCanvas" xmlns:cx="http://schemas.microsoft.com/office/drawing/2014/chartex" xmlns:cx1="http://schemas.microsoft.com/office/drawing/2015/9/8/chartex" xmlns:cx2="http://schemas.microsoft.com/office/drawing/2015/10/21/chartex" xmlns:cx3="http://schemas.microsoft.com/office/drawing/2016/5/9/chartex" xmlns:cx4="http://schemas.microsoft.com/office/drawing/2016/5/10/chartex" xmlns:cx5="http://schemas.microsoft.com/office/drawing/2016/5/11/chartex" xmlns:cx6="http://schemas.microsoft.com/office/drawing/2016/5/12/chartex" xmlns:cx7="http://schemas.microsoft.com/office/drawing/2016/5/13/chartex" xmlns:cx8="http://schemas.microsoft.com/office/drawing/2016/5/14/chartex" xmlns:mc="http://schemas.openxmlformats.org/markup-compatibility/2006" xmlns:aink="http://schemas.microsoft.com/office/drawing/2016/ink" xmlns:am3d="http://schemas.microsoft.com/office/drawing/2017/model3d" xmlns:o="urn:schemas-microsoft-com:office:office" xmlns:oel="http://schemas.microsoft.com/office/2019/extlst" xmlns:r="http://schemas.openxmlformats.org/officeDocument/2006/relationships" xmlns:m="http://schemas.openxmlformats.org/officeDocument/2006/math" xmlns:v="urn:schemas-microsoft-com:vml" xmlns:wp14="http://schemas.microsoft.com/office/word/2010/wordprocessingDrawing" xmlns:wp="http://schemas.openxmlformats.org/drawingml/2006/wordprocessingDrawing" xmlns:w10="urn:schemas-microsoft-com:office:word" xmlns:w="http://schemas.openxmlformats.org/wordprocessingml/2006/main" xmlns:w14="http://schemas.microsoft.com/office/word/2010/wordml" xmlns:w15="http://schemas.microsoft.com/office/word/2012/wordml" xmlns:w16cex="http://schemas.microsoft.com/office/word/2018/wordml/cex" xmlns:w16cid="http://schemas.microsoft.com/office/word/2016/wordml/cid" xmlns:w16="http://schemas.microsoft.com/office/word/2018/wordml" xmlns:w16sdtdh="http://schemas.microsoft.com/office/word/2020/wordml/sdtdatahash" xmlns:w16se="http://schemas.microsoft.com/office/word/2015/wordml/symex" xmlns:wpg="http://schemas.microsoft.com/office/word/2010/wordprocessingGroup" xmlns:wpi="http://schemas.microsoft.com/office/word/2010/wordprocessingInk" xmlns:wne="http://schemas.microsoft.com/office/word/2006/wordml" xmlns:wps="http://schemas.microsoft.com/office/word/2010/wordprocessingShape" mc:Ignorable="w14 w15 w16se w16cid w16 w16cex w16sdtdh wp14">
+<w:document xmlns:wpc="http://schemas.microsoft.com/office/word/2010/wordprocessingCanvas" xmlns:cx="http://schemas.microsoft.com/office/drawing/2014/chartex" xmlns:cx1="http://schemas.microsoft.com/office/drawing/2015/9/8/chartex" xmlns:cx2="http://schemas.microsoft.com/office/drawing/2015/10/21/chartex" xmlns:cx3="http://schemas.microsoft.com/office/drawing/2016/5/9/chartex" xmlns:cx4="http://schemas.microsoft.com/office/drawing/2016/5/10/chartex" xmlns:cx5="http://schemas.microsoft.com/office/drawing/2016/5/11/chartex" xmlns:cx6="http://schemas.microsoft.com/office/drawing/2016/5/12/chartex" xmlns:cx7="http://schemas.microsoft.com/office/drawing/2016/5/13/chartex" xmlns:cx8="http://schemas.microsoft.com/office/drawing/2016/5/14/chartex" xmlns:mc="http://schemas.openxmlformats.org/markup-compatibility/2006" xmlns:aink="http://schemas.microsoft.com/office/drawing/2016/ink" xmlns:am3d="http://schemas.microsoft.com/office/drawing/2017/model3d" xmlns:o="urn:schemas-microsoft-com:office:office" xmlns:oel="http://schemas.microsoft.com/office/2019/extlst" xmlns:r="http://schemas.openxmlformats.org/officeDocument/2006/relationships" xmlns:m="http://schemas.openxmlformats.org/officeDocument/2006/math" xmlns:v="urn:schemas-microsoft-com:vml" xmlns:wp14="http://schemas.microsoft.com/office/word/2010/wordprocessingDrawing" xmlns:wp="http://schemas.openxmlformats.org/drawingml/2006/wordprocessingDrawing" xmlns:w10="urn:schemas-microsoft-com:office:word" xmlns:w="http://schemas.openxmlformats.org/wordprocessingml/2006/main" xmlns:w14="http://schemas.microsoft.com/office/word/2010/wordml" xmlns:w15="http://schemas.microsoft.com/office/word/2012/wordml" xmlns:w16cex="http://schemas.microsoft.com/office/word/2018/wordml/cex" xmlns:w16cid="http://schemas.microsoft.com/office/word/2016/wordml/cid" xmlns:w16="http://schemas.microsoft.com/office/word/2018/wordml" xmlns:w16du="http://schemas.microsoft.com/office/word/2023/wordml/word16du" xmlns:w16sdtdh="http://schemas.microsoft.com/office/word/2020/wordml/sdtdatahash" xmlns:w16sdtfl="http://schemas.microsoft.com/office/word/2024/wordml/sdtformatlock" xmlns:w16se="http://schemas.microsoft.com/office/word/2015/wordml/symex" xmlns:wpg="http://schemas.microsoft.com/office/word/2010/wordprocessingGroup" xmlns:wpi="http://schemas.microsoft.com/office/word/2010/wordprocessingInk" xmlns:wne="http://schemas.microsoft.com/office/word/2006/wordml" xmlns:wps="http://schemas.microsoft.com/office/word/2010/wordprocessingShape" mc:Ignorable="w14 w15 w16se w16cid w16 w16cex w16sdtdh w16sdtfl w16du wp14">
   <w:body>
     <w:p>
       <w:r>
@@ -204,8 +204,13 @@
         </mc:AlternateContent>
       </w:r>
       <w:r>
-        <w:t>Instituto Tecnoló</w:t>
-      </w:r>
+        <w:t xml:space="preserve">Instituto </w:t>
+      </w:r>
+      <w:proofErr w:type="spellStart"/>
+      <w:r>
+        <w:t>Tecnoló</w:t>
+      </w:r>
+      <w:proofErr w:type="spellEnd"/>
     </w:p>
     <w:p>
       <w:pPr>
@@ -367,7 +372,7 @@
     </w:p>
     <w:p>
       <w:pPr>
-        <w:pStyle w:val="BodyText"/>
+        <w:pStyle w:val="Textoindependiente"/>
         <w:spacing w:line="360" w:lineRule="auto"/>
         <w:ind w:left="102"/>
         <w:jc w:val="both"/>
@@ -385,6 +390,7 @@
         </w:rPr>
         <w:t xml:space="preserve">En este ejercicio, crearemos una red pequeña que requiere la conexión de dispositivos de red y la configuración de computadoras (hosts) para la conectividad de una red básica. </w:t>
       </w:r>
+      <w:proofErr w:type="spellStart"/>
       <w:r>
         <w:rPr>
           <w:rFonts w:ascii="Arial" w:hAnsi="Arial" w:cs="Arial"/>
@@ -395,6 +401,7 @@
         </w:rPr>
         <w:t>SubredA</w:t>
       </w:r>
+      <w:proofErr w:type="spellEnd"/>
       <w:r>
         <w:rPr>
           <w:rFonts w:ascii="Arial" w:hAnsi="Arial" w:cs="Arial"/>
@@ -403,6 +410,7 @@
         </w:rPr>
         <w:t xml:space="preserve"> y </w:t>
       </w:r>
+      <w:proofErr w:type="spellStart"/>
       <w:r>
         <w:rPr>
           <w:rFonts w:ascii="Arial" w:hAnsi="Arial" w:cs="Arial"/>
@@ -413,6 +421,7 @@
         </w:rPr>
         <w:t>SubredB</w:t>
       </w:r>
+      <w:proofErr w:type="spellEnd"/>
       <w:r>
         <w:rPr>
           <w:rFonts w:ascii="Arial" w:hAnsi="Arial" w:cs="Arial"/>
@@ -421,6 +430,7 @@
         </w:rPr>
         <w:t xml:space="preserve"> son subredes que se necesitan actualmente. </w:t>
       </w:r>
+      <w:proofErr w:type="spellStart"/>
       <w:r>
         <w:rPr>
           <w:rFonts w:ascii="Arial" w:hAnsi="Arial" w:cs="Arial"/>
@@ -431,6 +441,7 @@
         </w:rPr>
         <w:t>SubredC</w:t>
       </w:r>
+      <w:proofErr w:type="spellEnd"/>
       <w:r>
         <w:rPr>
           <w:rFonts w:ascii="Arial" w:hAnsi="Arial" w:cs="Arial"/>
@@ -447,16 +458,9 @@
           <w:sz w:val="20"/>
           <w:szCs w:val="20"/>
         </w:rPr>
-        <w:t xml:space="preserve"> SubredD</w:t>
-      </w:r>
-      <w:r>
-        <w:rPr>
-          <w:rFonts w:ascii="Arial" w:hAnsi="Arial" w:cs="Arial"/>
-          <w:sz w:val="20"/>
-          <w:szCs w:val="20"/>
-        </w:rPr>
-        <w:t xml:space="preserve">, </w:t>
-      </w:r>
+        <w:t xml:space="preserve"> </w:t>
+      </w:r>
+      <w:proofErr w:type="spellStart"/>
       <w:r>
         <w:rPr>
           <w:rFonts w:ascii="Arial" w:hAnsi="Arial" w:cs="Arial"/>
@@ -465,16 +469,18 @@
           <w:sz w:val="20"/>
           <w:szCs w:val="20"/>
         </w:rPr>
-        <w:t>SubredE</w:t>
-      </w:r>
-      <w:r>
-        <w:rPr>
-          <w:rFonts w:ascii="Arial" w:hAnsi="Arial" w:cs="Arial"/>
-          <w:sz w:val="20"/>
-          <w:szCs w:val="20"/>
-        </w:rPr>
-        <w:t xml:space="preserve"> y </w:t>
-      </w:r>
+        <w:t>SubredD</w:t>
+      </w:r>
+      <w:proofErr w:type="spellEnd"/>
+      <w:r>
+        <w:rPr>
+          <w:rFonts w:ascii="Arial" w:hAnsi="Arial" w:cs="Arial"/>
+          <w:sz w:val="20"/>
+          <w:szCs w:val="20"/>
+        </w:rPr>
+        <w:t xml:space="preserve">, </w:t>
+      </w:r>
+      <w:proofErr w:type="spellStart"/>
       <w:r>
         <w:rPr>
           <w:rFonts w:ascii="Arial" w:hAnsi="Arial" w:cs="Arial"/>
@@ -483,8 +489,29 @@
           <w:sz w:val="20"/>
           <w:szCs w:val="20"/>
         </w:rPr>
+        <w:t>SubredE</w:t>
+      </w:r>
+      <w:proofErr w:type="spellEnd"/>
+      <w:r>
+        <w:rPr>
+          <w:rFonts w:ascii="Arial" w:hAnsi="Arial" w:cs="Arial"/>
+          <w:sz w:val="20"/>
+          <w:szCs w:val="20"/>
+        </w:rPr>
+        <w:t xml:space="preserve"> y </w:t>
+      </w:r>
+      <w:proofErr w:type="spellStart"/>
+      <w:r>
+        <w:rPr>
+          <w:rFonts w:ascii="Arial" w:hAnsi="Arial" w:cs="Arial"/>
+          <w:b/>
+          <w:bCs/>
+          <w:sz w:val="20"/>
+          <w:szCs w:val="20"/>
+        </w:rPr>
         <w:t>SubredF</w:t>
       </w:r>
+      <w:proofErr w:type="spellEnd"/>
       <w:r>
         <w:rPr>
           <w:rFonts w:ascii="Arial" w:hAnsi="Arial" w:cs="Arial"/>
@@ -509,7 +536,7 @@
     </w:p>
     <w:p>
       <w:pPr>
-        <w:pStyle w:val="BodyText"/>
+        <w:pStyle w:val="Textoindependiente"/>
         <w:spacing w:line="360" w:lineRule="auto"/>
         <w:ind w:left="102"/>
         <w:jc w:val="both"/>
@@ -596,7 +623,7 @@
     </w:p>
     <w:p>
       <w:pPr>
-        <w:pStyle w:val="BodyText"/>
+        <w:pStyle w:val="Textoindependiente"/>
         <w:ind w:left="102"/>
         <w:jc w:val="both"/>
         <w:rPr>
@@ -727,6 +754,7 @@
                 <w:szCs w:val="20"/>
               </w:rPr>
             </w:pPr>
+            <w:proofErr w:type="spellStart"/>
             <w:r>
               <w:rPr>
                 <w:rFonts w:ascii="Arial" w:hAnsi="Arial" w:cs="Arial"/>
@@ -736,6 +764,7 @@
               </w:rPr>
               <w:t>SubredA</w:t>
             </w:r>
+            <w:proofErr w:type="spellEnd"/>
           </w:p>
         </w:tc>
         <w:tc>
@@ -804,6 +833,7 @@
                 <w:szCs w:val="20"/>
               </w:rPr>
             </w:pPr>
+            <w:proofErr w:type="spellStart"/>
             <w:r>
               <w:rPr>
                 <w:rFonts w:ascii="Arial" w:hAnsi="Arial" w:cs="Arial"/>
@@ -813,6 +843,7 @@
               </w:rPr>
               <w:t>SubredB</w:t>
             </w:r>
+            <w:proofErr w:type="spellEnd"/>
           </w:p>
         </w:tc>
         <w:tc>
@@ -881,6 +912,7 @@
                 <w:szCs w:val="20"/>
               </w:rPr>
             </w:pPr>
+            <w:proofErr w:type="spellStart"/>
             <w:r>
               <w:rPr>
                 <w:rFonts w:ascii="Arial" w:hAnsi="Arial" w:cs="Arial"/>
@@ -890,6 +922,7 @@
               </w:rPr>
               <w:t>SubredC</w:t>
             </w:r>
+            <w:proofErr w:type="spellEnd"/>
           </w:p>
         </w:tc>
         <w:tc>
@@ -958,6 +991,7 @@
                 <w:szCs w:val="20"/>
               </w:rPr>
             </w:pPr>
+            <w:proofErr w:type="spellStart"/>
             <w:r>
               <w:rPr>
                 <w:rFonts w:ascii="Arial" w:hAnsi="Arial" w:cs="Arial"/>
@@ -967,6 +1001,7 @@
               </w:rPr>
               <w:t>SubredD</w:t>
             </w:r>
+            <w:proofErr w:type="spellEnd"/>
           </w:p>
         </w:tc>
         <w:tc>
@@ -1035,6 +1070,7 @@
                 <w:szCs w:val="20"/>
               </w:rPr>
             </w:pPr>
+            <w:proofErr w:type="spellStart"/>
             <w:r>
               <w:rPr>
                 <w:rFonts w:ascii="Arial" w:hAnsi="Arial" w:cs="Arial"/>
@@ -1044,6 +1080,7 @@
               </w:rPr>
               <w:t>SubredE</w:t>
             </w:r>
+            <w:proofErr w:type="spellEnd"/>
           </w:p>
         </w:tc>
         <w:tc>
@@ -1112,6 +1149,7 @@
                 <w:szCs w:val="20"/>
               </w:rPr>
             </w:pPr>
+            <w:proofErr w:type="spellStart"/>
             <w:r>
               <w:rPr>
                 <w:rFonts w:ascii="Arial" w:hAnsi="Arial" w:cs="Arial"/>
@@ -1121,6 +1159,7 @@
               </w:rPr>
               <w:t>SubredF</w:t>
             </w:r>
+            <w:proofErr w:type="spellEnd"/>
           </w:p>
         </w:tc>
         <w:tc>
@@ -1173,7 +1212,7 @@
     </w:p>
     <w:p>
       <w:pPr>
-        <w:pStyle w:val="ListParagraph"/>
+        <w:pStyle w:val="Prrafodelista"/>
         <w:numPr>
           <w:ilvl w:val="0"/>
           <w:numId w:val="10"/>
@@ -1182,229 +1221,6 @@
         <w:jc w:val="both"/>
         <w:rPr>
           <w:rFonts w:ascii="Arial" w:eastAsia="Times New Roman" w:hAnsi="Arial" w:cs="Arial"/>
-        </w:rPr>
-      </w:pPr>
-      <w:r>
-        <w:rPr>
-          <w:rFonts w:ascii="Arial" w:eastAsia="Times New Roman" w:hAnsi="Arial" w:cs="Arial"/>
-        </w:rPr>
-        <w:t>Examinar los requisitos de la red.</w:t>
-      </w:r>
-    </w:p>
-    <w:p>
-      <w:pPr>
-        <w:pStyle w:val="ListParagraph"/>
-        <w:numPr>
-          <w:ilvl w:val="0"/>
-          <w:numId w:val="6"/>
-        </w:numPr>
-        <w:spacing w:line="360" w:lineRule="auto"/>
-        <w:jc w:val="both"/>
-        <w:rPr>
-          <w:rFonts w:ascii="Arial" w:eastAsia="Times New Roman" w:hAnsi="Arial" w:cs="Arial"/>
-          <w:sz w:val="20"/>
-          <w:szCs w:val="20"/>
-        </w:rPr>
-      </w:pPr>
-      <w:r>
-        <w:rPr>
-          <w:rFonts w:ascii="Arial" w:eastAsia="Times New Roman" w:hAnsi="Arial" w:cs="Arial"/>
-          <w:sz w:val="20"/>
-          <w:szCs w:val="20"/>
-        </w:rPr>
-        <w:t>¿Cuántas subredes se necesitan? _____</w:t>
-      </w:r>
-    </w:p>
-    <w:p>
-      <w:pPr>
-        <w:pStyle w:val="ListParagraph"/>
-        <w:numPr>
-          <w:ilvl w:val="0"/>
-          <w:numId w:val="6"/>
-        </w:numPr>
-        <w:spacing w:line="360" w:lineRule="auto"/>
-        <w:jc w:val="both"/>
-        <w:rPr>
-          <w:rFonts w:ascii="Arial" w:eastAsia="Times New Roman" w:hAnsi="Arial" w:cs="Arial"/>
-          <w:sz w:val="20"/>
-          <w:szCs w:val="20"/>
-        </w:rPr>
-      </w:pPr>
-      <w:r>
-        <w:rPr>
-          <w:rFonts w:ascii="Arial" w:eastAsia="Times New Roman" w:hAnsi="Arial" w:cs="Arial"/>
-          <w:sz w:val="20"/>
-          <w:szCs w:val="20"/>
-        </w:rPr>
-        <w:t>¿Cuál es el número total de direcciones IP que se necesitan? ______</w:t>
-      </w:r>
-    </w:p>
-    <w:p>
-      <w:pPr>
-        <w:pStyle w:val="ListParagraph"/>
-        <w:numPr>
-          <w:ilvl w:val="0"/>
-          <w:numId w:val="6"/>
-        </w:numPr>
-        <w:spacing w:line="360" w:lineRule="auto"/>
-        <w:jc w:val="both"/>
-        <w:rPr>
-          <w:rFonts w:ascii="Arial" w:eastAsia="Times New Roman" w:hAnsi="Arial" w:cs="Arial"/>
-          <w:sz w:val="20"/>
-          <w:szCs w:val="20"/>
-        </w:rPr>
-      </w:pPr>
-      <w:r>
-        <w:rPr>
-          <w:rFonts w:ascii="Arial" w:eastAsia="Times New Roman" w:hAnsi="Arial" w:cs="Arial"/>
-          <w:sz w:val="20"/>
-          <w:szCs w:val="20"/>
-        </w:rPr>
-        <w:t xml:space="preserve">¿Cuál es el número total de direcciones IP que están disponibles en la red </w:t>
-      </w:r>
-      <w:r>
-        <w:rPr>
-          <w:rFonts w:ascii="Arial" w:eastAsia="Times New Roman" w:hAnsi="Arial" w:cs="Arial"/>
-          <w:b/>
-          <w:bCs/>
-          <w:sz w:val="20"/>
-          <w:szCs w:val="20"/>
-        </w:rPr>
-        <w:t>170.20.2</w:t>
-      </w:r>
-      <w:r>
-        <w:rPr>
-          <w:rFonts w:ascii="Arial" w:eastAsia="Times New Roman" w:hAnsi="Arial" w:cs="Arial"/>
-          <w:b/>
-          <w:bCs/>
-          <w:sz w:val="20"/>
-          <w:szCs w:val="20"/>
-        </w:rPr>
-        <w:t>24</w:t>
-      </w:r>
-      <w:r>
-        <w:rPr>
-          <w:rFonts w:ascii="Arial" w:eastAsia="Times New Roman" w:hAnsi="Arial" w:cs="Arial"/>
-          <w:b/>
-          <w:bCs/>
-          <w:sz w:val="20"/>
-          <w:szCs w:val="20"/>
-        </w:rPr>
-        <w:t xml:space="preserve">.0 / </w:t>
-      </w:r>
-      <w:r>
-        <w:rPr>
-          <w:rFonts w:ascii="Arial" w:eastAsia="Times New Roman" w:hAnsi="Arial" w:cs="Arial"/>
-          <w:b/>
-          <w:bCs/>
-          <w:sz w:val="20"/>
-          <w:szCs w:val="20"/>
-        </w:rPr>
-        <w:t>19</w:t>
-      </w:r>
-      <w:r>
-        <w:rPr>
-          <w:rFonts w:ascii="Arial" w:eastAsia="Times New Roman" w:hAnsi="Arial" w:cs="Arial"/>
-          <w:sz w:val="20"/>
-          <w:szCs w:val="20"/>
-        </w:rPr>
-        <w:t>? _______</w:t>
-      </w:r>
-    </w:p>
-    <w:p>
-      <w:pPr>
-        <w:pStyle w:val="ListParagraph"/>
-        <w:numPr>
-          <w:ilvl w:val="0"/>
-          <w:numId w:val="6"/>
-        </w:numPr>
-        <w:spacing w:line="360" w:lineRule="auto"/>
-        <w:jc w:val="both"/>
-        <w:rPr>
-          <w:rFonts w:ascii="Arial" w:eastAsia="Times New Roman" w:hAnsi="Arial" w:cs="Arial"/>
-          <w:sz w:val="20"/>
-          <w:szCs w:val="20"/>
-        </w:rPr>
-      </w:pPr>
-      <w:r>
-        <w:rPr>
-          <w:rFonts w:ascii="Arial" w:eastAsia="Times New Roman" w:hAnsi="Arial" w:cs="Arial"/>
-          <w:sz w:val="20"/>
-          <w:szCs w:val="20"/>
-        </w:rPr>
-        <w:t xml:space="preserve">¿Se pueden cumplir los requisitos de direccionamiento de red utilizando la red </w:t>
-      </w:r>
-      <w:r>
-        <w:rPr>
-          <w:rFonts w:ascii="Arial" w:eastAsia="Times New Roman" w:hAnsi="Arial" w:cs="Arial"/>
-          <w:b/>
-          <w:bCs/>
-          <w:sz w:val="20"/>
-          <w:szCs w:val="20"/>
-        </w:rPr>
-        <w:t>170.20.2</w:t>
-      </w:r>
-      <w:r>
-        <w:rPr>
-          <w:rFonts w:ascii="Arial" w:eastAsia="Times New Roman" w:hAnsi="Arial" w:cs="Arial"/>
-          <w:b/>
-          <w:bCs/>
-          <w:sz w:val="20"/>
-          <w:szCs w:val="20"/>
-        </w:rPr>
-        <w:t>24</w:t>
-      </w:r>
-      <w:r>
-        <w:rPr>
-          <w:rFonts w:ascii="Arial" w:eastAsia="Times New Roman" w:hAnsi="Arial" w:cs="Arial"/>
-          <w:b/>
-          <w:bCs/>
-          <w:sz w:val="20"/>
-          <w:szCs w:val="20"/>
-        </w:rPr>
-        <w:t xml:space="preserve">.0 / </w:t>
-      </w:r>
-      <w:r>
-        <w:rPr>
-          <w:rFonts w:ascii="Arial" w:eastAsia="Times New Roman" w:hAnsi="Arial" w:cs="Arial"/>
-          <w:b/>
-          <w:bCs/>
-          <w:sz w:val="20"/>
-          <w:szCs w:val="20"/>
-        </w:rPr>
-        <w:t>19</w:t>
-      </w:r>
-      <w:r>
-        <w:rPr>
-          <w:rFonts w:ascii="Arial" w:eastAsia="Times New Roman" w:hAnsi="Arial" w:cs="Arial"/>
-          <w:sz w:val="20"/>
-          <w:szCs w:val="20"/>
-        </w:rPr>
-        <w:t>? _______</w:t>
-      </w:r>
-    </w:p>
-    <w:p>
-      <w:pPr>
-        <w:pStyle w:val="ListParagraph"/>
-        <w:spacing w:line="360" w:lineRule="auto"/>
-        <w:ind w:left="590"/>
-        <w:jc w:val="both"/>
-        <w:rPr>
-          <w:rFonts w:ascii="Arial" w:eastAsia="Times New Roman" w:hAnsi="Arial" w:cs="Arial"/>
-        </w:rPr>
-      </w:pPr>
-    </w:p>
-    <w:p>
-      <w:pPr>
-        <w:pStyle w:val="ListParagraph"/>
-        <w:numPr>
-          <w:ilvl w:val="0"/>
-          <w:numId w:val="10"/>
-        </w:numPr>
-        <w:spacing w:after="120" w:line="360" w:lineRule="auto"/>
-        <w:jc w:val="both"/>
-        <w:rPr>
-          <w:rFonts w:ascii="Arial" w:eastAsia="Times New Roman" w:hAnsi="Arial" w:cs="Arial"/>
           <w:b/>
           <w:bCs/>
         </w:rPr>
@@ -1559,7 +1375,37 @@
           <w:rFonts w:eastAsia="Times New Roman"/>
           <w:b w:val="0"/>
         </w:rPr>
-        <w:t>NOTA: Tomar en cuenta una dirección extra para la interface del ruteador en la subredes Fast Ethernet.</w:t>
+        <w:t xml:space="preserve">NOTA: Tomar en cuenta una dirección extra para la </w:t>
+      </w:r>
+      <w:proofErr w:type="gramStart"/>
+      <w:r>
+        <w:rPr>
+          <w:rFonts w:eastAsia="Times New Roman"/>
+          <w:b w:val="0"/>
+        </w:rPr>
+        <w:t>interface</w:t>
+      </w:r>
+      <w:proofErr w:type="gramEnd"/>
+      <w:r>
+        <w:rPr>
+          <w:rFonts w:eastAsia="Times New Roman"/>
+          <w:b w:val="0"/>
+        </w:rPr>
+        <w:t xml:space="preserve"> del ruteador en la</w:t>
+      </w:r>
+      <w:r>
+        <w:rPr>
+          <w:rFonts w:eastAsia="Times New Roman"/>
+          <w:b w:val="0"/>
+        </w:rPr>
+        <w:t>s</w:t>
+      </w:r>
+      <w:r>
+        <w:rPr>
+          <w:rFonts w:eastAsia="Times New Roman"/>
+          <w:b w:val="0"/>
+        </w:rPr>
+        <w:t xml:space="preserve"> subredes Fast Ethernet.</w:t>
       </w:r>
     </w:p>
     <w:p>
@@ -1680,6 +1526,7 @@
                 <w:szCs w:val="20"/>
               </w:rPr>
             </w:pPr>
+            <w:proofErr w:type="gramStart"/>
             <w:r>
               <w:rPr>
                 <w:rFonts w:cs="Arial"/>
@@ -1688,8 +1535,31 @@
                 <w:sz w:val="20"/>
                 <w:szCs w:val="20"/>
               </w:rPr>
-              <w:t>Total de IPs</w:t>
+              <w:t>Total</w:t>
             </w:r>
+            <w:proofErr w:type="gramEnd"/>
+            <w:r>
+              <w:rPr>
+                <w:rFonts w:cs="Arial"/>
+                <w:b/>
+                <w:bCs/>
+                <w:sz w:val="20"/>
+                <w:szCs w:val="20"/>
+              </w:rPr>
+              <w:t xml:space="preserve"> de </w:t>
+            </w:r>
+            <w:proofErr w:type="spellStart"/>
+            <w:r>
+              <w:rPr>
+                <w:rFonts w:cs="Arial"/>
+                <w:b/>
+                <w:bCs/>
+                <w:sz w:val="20"/>
+                <w:szCs w:val="20"/>
+              </w:rPr>
+              <w:t>IPs</w:t>
+            </w:r>
+            <w:proofErr w:type="spellEnd"/>
           </w:p>
         </w:tc>
         <w:tc>
@@ -1966,6 +1836,7 @@
                 <w:szCs w:val="20"/>
               </w:rPr>
             </w:pPr>
+            <w:proofErr w:type="spellStart"/>
             <w:r>
               <w:rPr>
                 <w:rFonts w:cs="Arial"/>
@@ -1975,12 +1846,12 @@
               </w:rPr>
               <w:t>SubredA</w:t>
             </w:r>
+            <w:proofErr w:type="spellEnd"/>
           </w:p>
         </w:tc>
         <w:tc>
           <w:tcPr>
             <w:tcW w:w="851" w:type="dxa"/>
-            <w:shd w:val="clear" w:color="auto" w:fill="auto"/>
             <w:vAlign w:val="center"/>
           </w:tcPr>
           <w:p>
@@ -2163,6 +2034,7 @@
                 <w:szCs w:val="20"/>
               </w:rPr>
             </w:pPr>
+            <w:proofErr w:type="spellStart"/>
             <w:r>
               <w:rPr>
                 <w:rFonts w:cs="Arial"/>
@@ -2181,12 +2053,12 @@
               </w:rPr>
               <w:t>B</w:t>
             </w:r>
+            <w:proofErr w:type="spellEnd"/>
           </w:p>
         </w:tc>
         <w:tc>
           <w:tcPr>
             <w:tcW w:w="851" w:type="dxa"/>
-            <w:shd w:val="clear" w:color="auto" w:fill="auto"/>
             <w:vAlign w:val="center"/>
           </w:tcPr>
           <w:p>
@@ -2369,6 +2241,7 @@
                 <w:szCs w:val="20"/>
               </w:rPr>
             </w:pPr>
+            <w:proofErr w:type="spellStart"/>
             <w:r>
               <w:rPr>
                 <w:rFonts w:cs="Arial"/>
@@ -2387,12 +2260,12 @@
               </w:rPr>
               <w:t>C</w:t>
             </w:r>
+            <w:proofErr w:type="spellEnd"/>
           </w:p>
         </w:tc>
         <w:tc>
           <w:tcPr>
             <w:tcW w:w="851" w:type="dxa"/>
-            <w:shd w:val="clear" w:color="auto" w:fill="auto"/>
             <w:vAlign w:val="center"/>
           </w:tcPr>
           <w:p>
@@ -2452,7 +2325,7 @@
           </w:tcPr>
           <w:p>
             <w:pPr>
-              <w:pStyle w:val="BodyText"/>
+              <w:pStyle w:val="Textoindependiente"/>
               <w:jc w:val="center"/>
               <w:rPr>
                 <w:rFonts w:asciiTheme="minorHAnsi" w:hAnsiTheme="minorHAnsi" w:cstheme="minorHAnsi"/>
@@ -2574,6 +2447,7 @@
                 <w:szCs w:val="18"/>
               </w:rPr>
             </w:pPr>
+            <w:proofErr w:type="spellStart"/>
             <w:r>
               <w:rPr>
                 <w:rFonts w:cs="Arial"/>
@@ -2583,12 +2457,12 @@
               </w:rPr>
               <w:t>SubredD</w:t>
             </w:r>
+            <w:proofErr w:type="spellEnd"/>
           </w:p>
         </w:tc>
         <w:tc>
           <w:tcPr>
             <w:tcW w:w="851" w:type="dxa"/>
-            <w:shd w:val="clear" w:color="auto" w:fill="auto"/>
             <w:vAlign w:val="center"/>
           </w:tcPr>
           <w:p>
@@ -2648,7 +2522,7 @@
           </w:tcPr>
           <w:p>
             <w:pPr>
-              <w:pStyle w:val="BodyText"/>
+              <w:pStyle w:val="Textoindependiente"/>
               <w:jc w:val="center"/>
               <w:rPr>
                 <w:rFonts w:asciiTheme="minorHAnsi" w:hAnsiTheme="minorHAnsi" w:cstheme="minorHAnsi"/>
@@ -2771,6 +2645,7 @@
                 <w:szCs w:val="18"/>
               </w:rPr>
             </w:pPr>
+            <w:proofErr w:type="spellStart"/>
             <w:r>
               <w:rPr>
                 <w:rFonts w:cs="Arial"/>
@@ -2780,12 +2655,12 @@
               </w:rPr>
               <w:t>SubredE</w:t>
             </w:r>
+            <w:proofErr w:type="spellEnd"/>
           </w:p>
         </w:tc>
         <w:tc>
           <w:tcPr>
             <w:tcW w:w="851" w:type="dxa"/>
-            <w:shd w:val="clear" w:color="auto" w:fill="auto"/>
             <w:vAlign w:val="center"/>
           </w:tcPr>
           <w:p>
@@ -2845,7 +2720,7 @@
           </w:tcPr>
           <w:p>
             <w:pPr>
-              <w:pStyle w:val="BodyText"/>
+              <w:pStyle w:val="Textoindependiente"/>
               <w:jc w:val="center"/>
               <w:rPr>
                 <w:rFonts w:asciiTheme="minorHAnsi" w:hAnsiTheme="minorHAnsi" w:cstheme="minorHAnsi"/>
@@ -2968,6 +2843,7 @@
                 <w:szCs w:val="18"/>
               </w:rPr>
             </w:pPr>
+            <w:proofErr w:type="spellStart"/>
             <w:r>
               <w:rPr>
                 <w:rFonts w:cs="Arial"/>
@@ -2977,12 +2853,12 @@
               </w:rPr>
               <w:t>SubredF</w:t>
             </w:r>
+            <w:proofErr w:type="spellEnd"/>
           </w:p>
         </w:tc>
         <w:tc>
           <w:tcPr>
             <w:tcW w:w="851" w:type="dxa"/>
-            <w:shd w:val="clear" w:color="auto" w:fill="auto"/>
             <w:vAlign w:val="center"/>
           </w:tcPr>
           <w:p>
@@ -3042,7 +2918,7 @@
           </w:tcPr>
           <w:p>
             <w:pPr>
-              <w:pStyle w:val="BodyText"/>
+              <w:pStyle w:val="Textoindependiente"/>
               <w:jc w:val="center"/>
               <w:rPr>
                 <w:rFonts w:asciiTheme="minorHAnsi" w:hAnsiTheme="minorHAnsi" w:cstheme="minorHAnsi"/>
@@ -3235,7 +3111,7 @@
     </w:p>
     <w:p>
       <w:pPr>
-        <w:pStyle w:val="BodyText"/>
+        <w:pStyle w:val="Textoindependiente"/>
         <w:widowControl/>
         <w:numPr>
           <w:ilvl w:val="0"/>
@@ -3258,6 +3134,7 @@
         </w:rPr>
         <w:t xml:space="preserve">En la </w:t>
       </w:r>
+      <w:proofErr w:type="spellStart"/>
       <w:r>
         <w:rPr>
           <w:rFonts w:ascii="Arial" w:hAnsi="Arial" w:cs="Arial"/>
@@ -3268,6 +3145,7 @@
         </w:rPr>
         <w:t>SubredA</w:t>
       </w:r>
+      <w:proofErr w:type="spellEnd"/>
       <w:r>
         <w:rPr>
           <w:rFonts w:ascii="Arial" w:hAnsi="Arial" w:cs="Arial"/>
@@ -3315,7 +3193,7 @@
     </w:p>
     <w:p>
       <w:pPr>
-        <w:pStyle w:val="BodyText"/>
+        <w:pStyle w:val="Textoindependiente"/>
         <w:widowControl/>
         <w:numPr>
           <w:ilvl w:val="0"/>
@@ -3354,7 +3232,25 @@
           <w:sz w:val="20"/>
           <w:szCs w:val="20"/>
         </w:rPr>
-        <w:t xml:space="preserve">, la interface </w:t>
+        <w:t xml:space="preserve">, la </w:t>
+      </w:r>
+      <w:proofErr w:type="gramStart"/>
+      <w:r>
+        <w:rPr>
+          <w:rFonts w:ascii="Arial" w:hAnsi="Arial" w:cs="Arial"/>
+          <w:sz w:val="20"/>
+          <w:szCs w:val="20"/>
+        </w:rPr>
+        <w:t>interface</w:t>
+      </w:r>
+      <w:proofErr w:type="gramEnd"/>
+      <w:r>
+        <w:rPr>
+          <w:rFonts w:ascii="Arial" w:hAnsi="Arial" w:cs="Arial"/>
+          <w:sz w:val="20"/>
+          <w:szCs w:val="20"/>
+        </w:rPr>
+        <w:t xml:space="preserve"> </w:t>
       </w:r>
       <w:r>
         <w:rPr>
@@ -3395,7 +3291,7 @@
     </w:p>
     <w:p>
       <w:pPr>
-        <w:pStyle w:val="BodyText"/>
+        <w:pStyle w:val="Textoindependiente"/>
         <w:widowControl/>
         <w:numPr>
           <w:ilvl w:val="0"/>
@@ -3418,6 +3314,7 @@
         </w:rPr>
         <w:t xml:space="preserve">En la </w:t>
       </w:r>
+      <w:proofErr w:type="spellStart"/>
       <w:r>
         <w:rPr>
           <w:rFonts w:ascii="Arial" w:hAnsi="Arial" w:cs="Arial"/>
@@ -3428,6 +3325,7 @@
         </w:rPr>
         <w:t>SubredB</w:t>
       </w:r>
+      <w:proofErr w:type="spellEnd"/>
       <w:r>
         <w:rPr>
           <w:rFonts w:ascii="Arial" w:hAnsi="Arial" w:cs="Arial"/>
@@ -3457,7 +3355,7 @@
     </w:p>
     <w:p>
       <w:pPr>
-        <w:pStyle w:val="BodyText"/>
+        <w:pStyle w:val="Textoindependiente"/>
         <w:widowControl/>
         <w:numPr>
           <w:ilvl w:val="0"/>
@@ -3496,7 +3394,25 @@
           <w:sz w:val="20"/>
           <w:szCs w:val="20"/>
         </w:rPr>
-        <w:t xml:space="preserve">, la interface </w:t>
+        <w:t xml:space="preserve">, la </w:t>
+      </w:r>
+      <w:proofErr w:type="gramStart"/>
+      <w:r>
+        <w:rPr>
+          <w:rFonts w:ascii="Arial" w:hAnsi="Arial" w:cs="Arial"/>
+          <w:sz w:val="20"/>
+          <w:szCs w:val="20"/>
+        </w:rPr>
+        <w:t>interface</w:t>
+      </w:r>
+      <w:proofErr w:type="gramEnd"/>
+      <w:r>
+        <w:rPr>
+          <w:rFonts w:ascii="Arial" w:hAnsi="Arial" w:cs="Arial"/>
+          <w:sz w:val="20"/>
+          <w:szCs w:val="20"/>
+        </w:rPr>
+        <w:t xml:space="preserve"> </w:t>
       </w:r>
       <w:r>
         <w:rPr>
@@ -3537,7 +3453,7 @@
     </w:p>
     <w:p>
       <w:pPr>
-        <w:pStyle w:val="BodyText"/>
+        <w:pStyle w:val="Textoindependiente"/>
         <w:widowControl/>
         <w:numPr>
           <w:ilvl w:val="0"/>
@@ -3576,7 +3492,25 @@
           <w:sz w:val="20"/>
           <w:szCs w:val="20"/>
         </w:rPr>
-        <w:t xml:space="preserve">, la interface </w:t>
+        <w:t xml:space="preserve">, la </w:t>
+      </w:r>
+      <w:proofErr w:type="gramStart"/>
+      <w:r>
+        <w:rPr>
+          <w:rFonts w:ascii="Arial" w:hAnsi="Arial" w:cs="Arial"/>
+          <w:sz w:val="20"/>
+          <w:szCs w:val="20"/>
+        </w:rPr>
+        <w:t>interface</w:t>
+      </w:r>
+      <w:proofErr w:type="gramEnd"/>
+      <w:r>
+        <w:rPr>
+          <w:rFonts w:ascii="Arial" w:hAnsi="Arial" w:cs="Arial"/>
+          <w:sz w:val="20"/>
+          <w:szCs w:val="20"/>
+        </w:rPr>
+        <w:t xml:space="preserve"> </w:t>
       </w:r>
       <w:r>
         <w:rPr>
@@ -3627,7 +3561,7 @@
     </w:p>
     <w:p>
       <w:pPr>
-        <w:pStyle w:val="BodyText"/>
+        <w:pStyle w:val="Textoindependiente"/>
         <w:spacing w:line="360" w:lineRule="auto"/>
         <w:ind w:left="714"/>
         <w:jc w:val="both"/>
@@ -3756,7 +3690,7 @@
     </w:p>
     <w:p>
       <w:pPr>
-        <w:pStyle w:val="BodyText"/>
+        <w:pStyle w:val="Textoindependiente"/>
         <w:spacing w:line="360" w:lineRule="auto"/>
         <w:ind w:left="457"/>
         <w:jc w:val="both"/>
@@ -3769,7 +3703,7 @@
     </w:p>
     <w:p>
       <w:pPr>
-        <w:pStyle w:val="BodyText"/>
+        <w:pStyle w:val="Textoindependiente"/>
         <w:spacing w:line="360" w:lineRule="auto"/>
         <w:ind w:left="457"/>
         <w:jc w:val="both"/>
@@ -3790,7 +3724,7 @@
     </w:p>
     <w:p>
       <w:pPr>
-        <w:pStyle w:val="BodyText"/>
+        <w:pStyle w:val="Textoindependiente"/>
         <w:jc w:val="both"/>
         <w:rPr>
           <w:sz w:val="22"/>
@@ -4925,7 +4859,7 @@
     </w:tbl>
     <w:p>
       <w:pPr>
-        <w:pStyle w:val="BodyText"/>
+        <w:pStyle w:val="Textoindependiente"/>
         <w:tabs>
           <w:tab w:val="left" w:pos="345"/>
         </w:tabs>
@@ -4941,7 +4875,7 @@
     </w:p>
     <w:p>
       <w:pPr>
-        <w:pStyle w:val="BodyText"/>
+        <w:pStyle w:val="Textoindependiente"/>
         <w:tabs>
           <w:tab w:val="left" w:pos="345"/>
         </w:tabs>
@@ -4967,7 +4901,7 @@
 </file>
 
 <file path=word/endnotes.xml><?xml version="1.0" encoding="utf-8"?>
-<w:endnotes xmlns:wpc="http://schemas.microsoft.com/office/word/2010/wordprocessingCanvas" xmlns:cx="http://schemas.microsoft.com/office/drawing/2014/chartex" xmlns:cx1="http://schemas.microsoft.com/office/drawing/2015/9/8/chartex" xmlns:cx2="http://schemas.microsoft.com/office/drawing/2015/10/21/chartex" xmlns:cx3="http://schemas.microsoft.com/office/drawing/2016/5/9/chartex" xmlns:cx4="http://schemas.microsoft.com/office/drawing/2016/5/10/chartex" xmlns:cx5="http://schemas.microsoft.com/office/drawing/2016/5/11/chartex" xmlns:cx6="http://schemas.microsoft.com/office/drawing/2016/5/12/chartex" xmlns:cx7="http://schemas.microsoft.com/office/drawing/2016/5/13/chartex" xmlns:cx8="http://schemas.microsoft.com/office/drawing/2016/5/14/chartex" xmlns:mc="http://schemas.openxmlformats.org/markup-compatibility/2006" xmlns:aink="http://schemas.microsoft.com/office/drawing/2016/ink" xmlns:am3d="http://schemas.microsoft.com/office/drawing/2017/model3d" xmlns:o="urn:schemas-microsoft-com:office:office" xmlns:oel="http://schemas.microsoft.com/office/2019/extlst" xmlns:r="http://schemas.openxmlformats.org/officeDocument/2006/relationships" xmlns:m="http://schemas.openxmlformats.org/officeDocument/2006/math" xmlns:v="urn:schemas-microsoft-com:vml" xmlns:wp14="http://schemas.microsoft.com/office/word/2010/wordprocessingDrawing" xmlns:wp="http://schemas.openxmlformats.org/drawingml/2006/wordprocessingDrawing" xmlns:w10="urn:schemas-microsoft-com:office:word" xmlns:w="http://schemas.openxmlformats.org/wordprocessingml/2006/main" xmlns:w14="http://schemas.microsoft.com/office/word/2010/wordml" xmlns:w15="http://schemas.microsoft.com/office/word/2012/wordml" xmlns:w16cex="http://schemas.microsoft.com/office/word/2018/wordml/cex" xmlns:w16cid="http://schemas.microsoft.com/office/word/2016/wordml/cid" xmlns:w16="http://schemas.microsoft.com/office/word/2018/wordml" xmlns:w16sdtdh="http://schemas.microsoft.com/office/word/2020/wordml/sdtdatahash" xmlns:w16se="http://schemas.microsoft.com/office/word/2015/wordml/symex" xmlns:wpg="http://schemas.microsoft.com/office/word/2010/wordprocessingGroup" xmlns:wpi="http://schemas.microsoft.com/office/word/2010/wordprocessingInk" xmlns:wne="http://schemas.microsoft.com/office/word/2006/wordml" xmlns:wps="http://schemas.microsoft.com/office/word/2010/wordprocessingShape" mc:Ignorable="w14 w15 w16se w16cid w16 w16cex w16sdtdh wp14">
+<w:endnotes xmlns:wpc="http://schemas.microsoft.com/office/word/2010/wordprocessingCanvas" xmlns:cx="http://schemas.microsoft.com/office/drawing/2014/chartex" xmlns:cx1="http://schemas.microsoft.com/office/drawing/2015/9/8/chartex" xmlns:cx2="http://schemas.microsoft.com/office/drawing/2015/10/21/chartex" xmlns:cx3="http://schemas.microsoft.com/office/drawing/2016/5/9/chartex" xmlns:cx4="http://schemas.microsoft.com/office/drawing/2016/5/10/chartex" xmlns:cx5="http://schemas.microsoft.com/office/drawing/2016/5/11/chartex" xmlns:cx6="http://schemas.microsoft.com/office/drawing/2016/5/12/chartex" xmlns:cx7="http://schemas.microsoft.com/office/drawing/2016/5/13/chartex" xmlns:cx8="http://schemas.microsoft.com/office/drawing/2016/5/14/chartex" xmlns:mc="http://schemas.openxmlformats.org/markup-compatibility/2006" xmlns:aink="http://schemas.microsoft.com/office/drawing/2016/ink" xmlns:am3d="http://schemas.microsoft.com/office/drawing/2017/model3d" xmlns:o="urn:schemas-microsoft-com:office:office" xmlns:oel="http://schemas.microsoft.com/office/2019/extlst" xmlns:r="http://schemas.openxmlformats.org/officeDocument/2006/relationships" xmlns:m="http://schemas.openxmlformats.org/officeDocument/2006/math" xmlns:v="urn:schemas-microsoft-com:vml" xmlns:wp14="http://schemas.microsoft.com/office/word/2010/wordprocessingDrawing" xmlns:wp="http://schemas.openxmlformats.org/drawingml/2006/wordprocessingDrawing" xmlns:w10="urn:schemas-microsoft-com:office:word" xmlns:w="http://schemas.openxmlformats.org/wordprocessingml/2006/main" xmlns:w14="http://schemas.microsoft.com/office/word/2010/wordml" xmlns:w15="http://schemas.microsoft.com/office/word/2012/wordml" xmlns:w16cex="http://schemas.microsoft.com/office/word/2018/wordml/cex" xmlns:w16cid="http://schemas.microsoft.com/office/word/2016/wordml/cid" xmlns:w16="http://schemas.microsoft.com/office/word/2018/wordml" xmlns:w16du="http://schemas.microsoft.com/office/word/2023/wordml/word16du" xmlns:w16sdtdh="http://schemas.microsoft.com/office/word/2020/wordml/sdtdatahash" xmlns:w16sdtfl="http://schemas.microsoft.com/office/word/2024/wordml/sdtformatlock" xmlns:w16se="http://schemas.microsoft.com/office/word/2015/wordml/symex" xmlns:wpg="http://schemas.microsoft.com/office/word/2010/wordprocessingGroup" xmlns:wpi="http://schemas.microsoft.com/office/word/2010/wordprocessingInk" xmlns:wne="http://schemas.microsoft.com/office/word/2006/wordml" xmlns:wps="http://schemas.microsoft.com/office/word/2010/wordprocessingShape" mc:Ignorable="w14 w15 w16se w16cid w16 w16cex w16sdtdh w16sdtfl w16du wp14">
   <w:endnote w:type="separator" w:id="-1">
     <w:p>
       <w:r>
@@ -4986,7 +4920,7 @@
 </file>
 
 <file path=word/footer1.xml><?xml version="1.0" encoding="utf-8"?>
-<w:ftr xmlns:wpc="http://schemas.microsoft.com/office/word/2010/wordprocessingCanvas" xmlns:cx="http://schemas.microsoft.com/office/drawing/2014/chartex" xmlns:cx1="http://schemas.microsoft.com/office/drawing/2015/9/8/chartex" xmlns:cx2="http://schemas.microsoft.com/office/drawing/2015/10/21/chartex" xmlns:cx3="http://schemas.microsoft.com/office/drawing/2016/5/9/chartex" xmlns:cx4="http://schemas.microsoft.com/office/drawing/2016/5/10/chartex" xmlns:cx5="http://schemas.microsoft.com/office/drawing/2016/5/11/chartex" xmlns:cx6="http://schemas.microsoft.com/office/drawing/2016/5/12/chartex" xmlns:cx7="http://schemas.microsoft.com/office/drawing/2016/5/13/chartex" xmlns:cx8="http://schemas.microsoft.com/office/drawing/2016/5/14/chartex" xmlns:mc="http://schemas.openxmlformats.org/markup-compatibility/2006" xmlns:aink="http://schemas.microsoft.com/office/drawing/2016/ink" xmlns:am3d="http://schemas.microsoft.com/office/drawing/2017/model3d" xmlns:o="urn:schemas-microsoft-com:office:office" xmlns:oel="http://schemas.microsoft.com/office/2019/extlst" xmlns:r="http://schemas.openxmlformats.org/officeDocument/2006/relationships" xmlns:m="http://schemas.openxmlformats.org/officeDocument/2006/math" xmlns:v="urn:schemas-microsoft-com:vml" xmlns:wp14="http://schemas.microsoft.com/office/word/2010/wordprocessingDrawing" xmlns:wp="http://schemas.openxmlformats.org/drawingml/2006/wordprocessingDrawing" xmlns:w10="urn:schemas-microsoft-com:office:word" xmlns:w="http://schemas.openxmlformats.org/wordprocessingml/2006/main" xmlns:w14="http://schemas.microsoft.com/office/word/2010/wordml" xmlns:w15="http://schemas.microsoft.com/office/word/2012/wordml" xmlns:w16cex="http://schemas.microsoft.com/office/word/2018/wordml/cex" xmlns:w16cid="http://schemas.microsoft.com/office/word/2016/wordml/cid" xmlns:w16="http://schemas.microsoft.com/office/word/2018/wordml" xmlns:w16sdtdh="http://schemas.microsoft.com/office/word/2020/wordml/sdtdatahash" xmlns:w16se="http://schemas.microsoft.com/office/word/2015/wordml/symex" xmlns:wpg="http://schemas.microsoft.com/office/word/2010/wordprocessingGroup" xmlns:wpi="http://schemas.microsoft.com/office/word/2010/wordprocessingInk" xmlns:wne="http://schemas.microsoft.com/office/word/2006/wordml" xmlns:wps="http://schemas.microsoft.com/office/word/2010/wordprocessingShape" mc:Ignorable="w14 w15 w16se w16cid w16 w16cex w16sdtdh wp14">
+<w:ftr xmlns:wpc="http://schemas.microsoft.com/office/word/2010/wordprocessingCanvas" xmlns:cx="http://schemas.microsoft.com/office/drawing/2014/chartex" xmlns:cx1="http://schemas.microsoft.com/office/drawing/2015/9/8/chartex" xmlns:cx2="http://schemas.microsoft.com/office/drawing/2015/10/21/chartex" xmlns:cx3="http://schemas.microsoft.com/office/drawing/2016/5/9/chartex" xmlns:cx4="http://schemas.microsoft.com/office/drawing/2016/5/10/chartex" xmlns:cx5="http://schemas.microsoft.com/office/drawing/2016/5/11/chartex" xmlns:cx6="http://schemas.microsoft.com/office/drawing/2016/5/12/chartex" xmlns:cx7="http://schemas.microsoft.com/office/drawing/2016/5/13/chartex" xmlns:cx8="http://schemas.microsoft.com/office/drawing/2016/5/14/chartex" xmlns:mc="http://schemas.openxmlformats.org/markup-compatibility/2006" xmlns:aink="http://schemas.microsoft.com/office/drawing/2016/ink" xmlns:am3d="http://schemas.microsoft.com/office/drawing/2017/model3d" xmlns:o="urn:schemas-microsoft-com:office:office" xmlns:oel="http://schemas.microsoft.com/office/2019/extlst" xmlns:r="http://schemas.openxmlformats.org/officeDocument/2006/relationships" xmlns:m="http://schemas.openxmlformats.org/officeDocument/2006/math" xmlns:v="urn:schemas-microsoft-com:vml" xmlns:wp14="http://schemas.microsoft.com/office/word/2010/wordprocessingDrawing" xmlns:wp="http://schemas.openxmlformats.org/drawingml/2006/wordprocessingDrawing" xmlns:w10="urn:schemas-microsoft-com:office:word" xmlns:w="http://schemas.openxmlformats.org/wordprocessingml/2006/main" xmlns:w14="http://schemas.microsoft.com/office/word/2010/wordml" xmlns:w15="http://schemas.microsoft.com/office/word/2012/wordml" xmlns:w16cex="http://schemas.microsoft.com/office/word/2018/wordml/cex" xmlns:w16cid="http://schemas.microsoft.com/office/word/2016/wordml/cid" xmlns:w16="http://schemas.microsoft.com/office/word/2018/wordml" xmlns:w16du="http://schemas.microsoft.com/office/word/2023/wordml/word16du" xmlns:w16sdtdh="http://schemas.microsoft.com/office/word/2020/wordml/sdtdatahash" xmlns:w16sdtfl="http://schemas.microsoft.com/office/word/2024/wordml/sdtformatlock" xmlns:w16se="http://schemas.microsoft.com/office/word/2015/wordml/symex" xmlns:wpg="http://schemas.microsoft.com/office/word/2010/wordprocessingGroup" xmlns:wpi="http://schemas.microsoft.com/office/word/2010/wordprocessingInk" xmlns:wne="http://schemas.microsoft.com/office/word/2006/wordml" xmlns:wps="http://schemas.microsoft.com/office/word/2010/wordprocessingShape" mc:Ignorable="w14 w15 w16se w16cid w16 w16cex w16sdtdh w16sdtfl w16du wp14">
   <w:p>
     <w:pPr>
       <w:spacing w:line="14" w:lineRule="auto"/>
@@ -5000,7 +4934,7 @@
 </file>
 
 <file path=word/footnotes.xml><?xml version="1.0" encoding="utf-8"?>
-<w:footnotes xmlns:wpc="http://schemas.microsoft.com/office/word/2010/wordprocessingCanvas" xmlns:cx="http://schemas.microsoft.com/office/drawing/2014/chartex" xmlns:cx1="http://schemas.microsoft.com/office/drawing/2015/9/8/chartex" xmlns:cx2="http://schemas.microsoft.com/office/drawing/2015/10/21/chartex" xmlns:cx3="http://schemas.microsoft.com/office/drawing/2016/5/9/chartex" xmlns:cx4="http://schemas.microsoft.com/office/drawing/2016/5/10/chartex" xmlns:cx5="http://schemas.microsoft.com/office/drawing/2016/5/11/chartex" xmlns:cx6="http://schemas.microsoft.com/office/drawing/2016/5/12/chartex" xmlns:cx7="http://schemas.microsoft.com/office/drawing/2016/5/13/chartex" xmlns:cx8="http://schemas.microsoft.com/office/drawing/2016/5/14/chartex" xmlns:mc="http://schemas.openxmlformats.org/markup-compatibility/2006" xmlns:aink="http://schemas.microsoft.com/office/drawing/2016/ink" xmlns:am3d="http://schemas.microsoft.com/office/drawing/2017/model3d" xmlns:o="urn:schemas-microsoft-com:office:office" xmlns:oel="http://schemas.microsoft.com/office/2019/extlst" xmlns:r="http://schemas.openxmlformats.org/officeDocument/2006/relationships" xmlns:m="http://schemas.openxmlformats.org/officeDocument/2006/math" xmlns:v="urn:schemas-microsoft-com:vml" xmlns:wp14="http://schemas.microsoft.com/office/word/2010/wordprocessingDrawing" xmlns:wp="http://schemas.openxmlformats.org/drawingml/2006/wordprocessingDrawing" xmlns:w10="urn:schemas-microsoft-com:office:word" xmlns:w="http://schemas.openxmlformats.org/wordprocessingml/2006/main" xmlns:w14="http://schemas.microsoft.com/office/word/2010/wordml" xmlns:w15="http://schemas.microsoft.com/office/word/2012/wordml" xmlns:w16cex="http://schemas.microsoft.com/office/word/2018/wordml/cex" xmlns:w16cid="http://schemas.microsoft.com/office/word/2016/wordml/cid" xmlns:w16="http://schemas.microsoft.com/office/word/2018/wordml" xmlns:w16sdtdh="http://schemas.microsoft.com/office/word/2020/wordml/sdtdatahash" xmlns:w16se="http://schemas.microsoft.com/office/word/2015/wordml/symex" xmlns:wpg="http://schemas.microsoft.com/office/word/2010/wordprocessingGroup" xmlns:wpi="http://schemas.microsoft.com/office/word/2010/wordprocessingInk" xmlns:wne="http://schemas.microsoft.com/office/word/2006/wordml" xmlns:wps="http://schemas.microsoft.com/office/word/2010/wordprocessingShape" mc:Ignorable="w14 w15 w16se w16cid w16 w16cex w16sdtdh wp14">
+<w:footnotes xmlns:wpc="http://schemas.microsoft.com/office/word/2010/wordprocessingCanvas" xmlns:cx="http://schemas.microsoft.com/office/drawing/2014/chartex" xmlns:cx1="http://schemas.microsoft.com/office/drawing/2015/9/8/chartex" xmlns:cx2="http://schemas.microsoft.com/office/drawing/2015/10/21/chartex" xmlns:cx3="http://schemas.microsoft.com/office/drawing/2016/5/9/chartex" xmlns:cx4="http://schemas.microsoft.com/office/drawing/2016/5/10/chartex" xmlns:cx5="http://schemas.microsoft.com/office/drawing/2016/5/11/chartex" xmlns:cx6="http://schemas.microsoft.com/office/drawing/2016/5/12/chartex" xmlns:cx7="http://schemas.microsoft.com/office/drawing/2016/5/13/chartex" xmlns:cx8="http://schemas.microsoft.com/office/drawing/2016/5/14/chartex" xmlns:mc="http://schemas.openxmlformats.org/markup-compatibility/2006" xmlns:aink="http://schemas.microsoft.com/office/drawing/2016/ink" xmlns:am3d="http://schemas.microsoft.com/office/drawing/2017/model3d" xmlns:o="urn:schemas-microsoft-com:office:office" xmlns:oel="http://schemas.microsoft.com/office/2019/extlst" xmlns:r="http://schemas.openxmlformats.org/officeDocument/2006/relationships" xmlns:m="http://schemas.openxmlformats.org/officeDocument/2006/math" xmlns:v="urn:schemas-microsoft-com:vml" xmlns:wp14="http://schemas.microsoft.com/office/word/2010/wordprocessingDrawing" xmlns:wp="http://schemas.openxmlformats.org/drawingml/2006/wordprocessingDrawing" xmlns:w10="urn:schemas-microsoft-com:office:word" xmlns:w="http://schemas.openxmlformats.org/wordprocessingml/2006/main" xmlns:w14="http://schemas.microsoft.com/office/word/2010/wordml" xmlns:w15="http://schemas.microsoft.com/office/word/2012/wordml" xmlns:w16cex="http://schemas.microsoft.com/office/word/2018/wordml/cex" xmlns:w16cid="http://schemas.microsoft.com/office/word/2016/wordml/cid" xmlns:w16="http://schemas.microsoft.com/office/word/2018/wordml" xmlns:w16du="http://schemas.microsoft.com/office/word/2023/wordml/word16du" xmlns:w16sdtdh="http://schemas.microsoft.com/office/word/2020/wordml/sdtdatahash" xmlns:w16sdtfl="http://schemas.microsoft.com/office/word/2024/wordml/sdtformatlock" xmlns:w16se="http://schemas.microsoft.com/office/word/2015/wordml/symex" xmlns:wpg="http://schemas.microsoft.com/office/word/2010/wordprocessingGroup" xmlns:wpi="http://schemas.microsoft.com/office/word/2010/wordprocessingInk" xmlns:wne="http://schemas.microsoft.com/office/word/2006/wordml" xmlns:wps="http://schemas.microsoft.com/office/word/2010/wordprocessingShape" mc:Ignorable="w14 w15 w16se w16cid w16 w16cex w16sdtdh w16sdtfl w16du wp14">
   <w:footnote w:type="separator" w:id="-1">
     <w:p>
       <w:r>
@@ -5019,7 +4953,7 @@
 </file>
 
 <file path=word/numbering.xml><?xml version="1.0" encoding="utf-8"?>
-<w:numbering xmlns:wpc="http://schemas.microsoft.com/office/word/2010/wordprocessingCanvas" xmlns:cx="http://schemas.microsoft.com/office/drawing/2014/chartex" xmlns:cx1="http://schemas.microsoft.com/office/drawing/2015/9/8/chartex" xmlns:cx2="http://schemas.microsoft.com/office/drawing/2015/10/21/chartex" xmlns:cx3="http://schemas.microsoft.com/office/drawing/2016/5/9/chartex" xmlns:cx4="http://schemas.microsoft.com/office/drawing/2016/5/10/chartex" xmlns:cx5="http://schemas.microsoft.com/office/drawing/2016/5/11/chartex" xmlns:cx6="http://schemas.microsoft.com/office/drawing/2016/5/12/chartex" xmlns:cx7="http://schemas.microsoft.com/office/drawing/2016/5/13/chartex" xmlns:cx8="http://schemas.microsoft.com/office/drawing/2016/5/14/chartex" xmlns:mc="http://schemas.openxmlformats.org/markup-compatibility/2006" xmlns:aink="http://schemas.microsoft.com/office/drawing/2016/ink" xmlns:am3d="http://schemas.microsoft.com/office/drawing/2017/model3d" xmlns:o="urn:schemas-microsoft-com:office:office" xmlns:oel="http://schemas.microsoft.com/office/2019/extlst" xmlns:r="http://schemas.openxmlformats.org/officeDocument/2006/relationships" xmlns:m="http://schemas.openxmlformats.org/officeDocument/2006/math" xmlns:v="urn:schemas-microsoft-com:vml" xmlns:wp14="http://schemas.microsoft.com/office/word/2010/wordprocessingDrawing" xmlns:wp="http://schemas.openxmlformats.org/drawingml/2006/wordprocessingDrawing" xmlns:w10="urn:schemas-microsoft-com:office:word" xmlns:w="http://schemas.openxmlformats.org/wordprocessingml/2006/main" xmlns:w14="http://schemas.microsoft.com/office/word/2010/wordml" xmlns:w15="http://schemas.microsoft.com/office/word/2012/wordml" xmlns:w16cex="http://schemas.microsoft.com/office/word/2018/wordml/cex" xmlns:w16cid="http://schemas.microsoft.com/office/word/2016/wordml/cid" xmlns:w16="http://schemas.microsoft.com/office/word/2018/wordml" xmlns:w16sdtdh="http://schemas.microsoft.com/office/word/2020/wordml/sdtdatahash" xmlns:w16se="http://schemas.microsoft.com/office/word/2015/wordml/symex" xmlns:wpg="http://schemas.microsoft.com/office/word/2010/wordprocessingGroup" xmlns:wpi="http://schemas.microsoft.com/office/word/2010/wordprocessingInk" xmlns:wne="http://schemas.microsoft.com/office/word/2006/wordml" xmlns:wps="http://schemas.microsoft.com/office/word/2010/wordprocessingShape" mc:Ignorable="w14 w15 w16se w16cid w16 w16cex w16sdtdh wp14">
+<w:numbering xmlns:wpc="http://schemas.microsoft.com/office/word/2010/wordprocessingCanvas" xmlns:cx="http://schemas.microsoft.com/office/drawing/2014/chartex" xmlns:cx1="http://schemas.microsoft.com/office/drawing/2015/9/8/chartex" xmlns:cx2="http://schemas.microsoft.com/office/drawing/2015/10/21/chartex" xmlns:cx3="http://schemas.microsoft.com/office/drawing/2016/5/9/chartex" xmlns:cx4="http://schemas.microsoft.com/office/drawing/2016/5/10/chartex" xmlns:cx5="http://schemas.microsoft.com/office/drawing/2016/5/11/chartex" xmlns:cx6="http://schemas.microsoft.com/office/drawing/2016/5/12/chartex" xmlns:cx7="http://schemas.microsoft.com/office/drawing/2016/5/13/chartex" xmlns:cx8="http://schemas.microsoft.com/office/drawing/2016/5/14/chartex" xmlns:mc="http://schemas.openxmlformats.org/markup-compatibility/2006" xmlns:aink="http://schemas.microsoft.com/office/drawing/2016/ink" xmlns:am3d="http://schemas.microsoft.com/office/drawing/2017/model3d" xmlns:o="urn:schemas-microsoft-com:office:office" xmlns:oel="http://schemas.microsoft.com/office/2019/extlst" xmlns:r="http://schemas.openxmlformats.org/officeDocument/2006/relationships" xmlns:m="http://schemas.openxmlformats.org/officeDocument/2006/math" xmlns:v="urn:schemas-microsoft-com:vml" xmlns:wp14="http://schemas.microsoft.com/office/word/2010/wordprocessingDrawing" xmlns:wp="http://schemas.openxmlformats.org/drawingml/2006/wordprocessingDrawing" xmlns:w10="urn:schemas-microsoft-com:office:word" xmlns:w="http://schemas.openxmlformats.org/wordprocessingml/2006/main" xmlns:w14="http://schemas.microsoft.com/office/word/2010/wordml" xmlns:w15="http://schemas.microsoft.com/office/word/2012/wordml" xmlns:w16cex="http://schemas.microsoft.com/office/word/2018/wordml/cex" xmlns:w16cid="http://schemas.microsoft.com/office/word/2016/wordml/cid" xmlns:w16="http://schemas.microsoft.com/office/word/2018/wordml" xmlns:w16du="http://schemas.microsoft.com/office/word/2023/wordml/word16du" xmlns:w16sdtdh="http://schemas.microsoft.com/office/word/2020/wordml/sdtdatahash" xmlns:w16sdtfl="http://schemas.microsoft.com/office/word/2024/wordml/sdtformatlock" xmlns:w16se="http://schemas.microsoft.com/office/word/2015/wordml/symex" xmlns:wpg="http://schemas.microsoft.com/office/word/2010/wordprocessingGroup" xmlns:wpi="http://schemas.microsoft.com/office/word/2010/wordprocessingInk" xmlns:wne="http://schemas.microsoft.com/office/word/2006/wordml" xmlns:wps="http://schemas.microsoft.com/office/word/2010/wordprocessingShape" mc:Ignorable="w14 w15 w16se w16cid w16 w16cex w16sdtdh w16sdtfl w16du wp14">
   <w:abstractNum w:abstractNumId="0" w15:restartNumberingAfterBreak="0">
     <w:nsid w:val="087647D6"/>
     <w:multiLevelType w:val="hybridMultilevel"/>
@@ -6293,7 +6227,7 @@
 </file>
 
 <file path=word/styles.xml><?xml version="1.0" encoding="utf-8"?>
-<w:styles xmlns:mc="http://schemas.openxmlformats.org/markup-compatibility/2006" xmlns:r="http://schemas.openxmlformats.org/officeDocument/2006/relationships" xmlns:w="http://schemas.openxmlformats.org/wordprocessingml/2006/main" xmlns:w14="http://schemas.microsoft.com/office/word/2010/wordml" xmlns:w15="http://schemas.microsoft.com/office/word/2012/wordml" xmlns:w16cex="http://schemas.microsoft.com/office/word/2018/wordml/cex" xmlns:w16cid="http://schemas.microsoft.com/office/word/2016/wordml/cid" xmlns:w16="http://schemas.microsoft.com/office/word/2018/wordml" xmlns:w16sdtdh="http://schemas.microsoft.com/office/word/2020/wordml/sdtdatahash" xmlns:w16se="http://schemas.microsoft.com/office/word/2015/wordml/symex" mc:Ignorable="w14 w15 w16se w16cid w16 w16cex w16sdtdh">
+<w:styles xmlns:mc="http://schemas.openxmlformats.org/markup-compatibility/2006" xmlns:r="http://schemas.openxmlformats.org/officeDocument/2006/relationships" xmlns:w="http://schemas.openxmlformats.org/wordprocessingml/2006/main" xmlns:w14="http://schemas.microsoft.com/office/word/2010/wordml" xmlns:w15="http://schemas.microsoft.com/office/word/2012/wordml" xmlns:w16cex="http://schemas.microsoft.com/office/word/2018/wordml/cex" xmlns:w16cid="http://schemas.microsoft.com/office/word/2016/wordml/cid" xmlns:w16="http://schemas.microsoft.com/office/word/2018/wordml" xmlns:w16du="http://schemas.microsoft.com/office/word/2023/wordml/word16du" xmlns:w16sdtdh="http://schemas.microsoft.com/office/word/2020/wordml/sdtdatahash" xmlns:w16sdtfl="http://schemas.microsoft.com/office/word/2024/wordml/sdtformatlock" xmlns:w16se="http://schemas.microsoft.com/office/word/2015/wordml/symex" mc:Ignorable="w14 w15 w16se w16cid w16 w16cex w16sdtdh w16sdtfl w16du">
   <w:docDefaults>
     <w:rPrDefault>
       <w:rPr>
@@ -6694,13 +6628,13 @@
       <w:lang w:val="es-MX"/>
     </w:rPr>
   </w:style>
-  <w:style w:type="character" w:default="1" w:styleId="DefaultParagraphFont">
+  <w:style w:type="character" w:default="1" w:styleId="Fuentedeprrafopredeter">
     <w:name w:val="Default Paragraph Font"/>
     <w:uiPriority w:val="1"/>
     <w:semiHidden/>
     <w:unhideWhenUsed/>
   </w:style>
-  <w:style w:type="table" w:default="1" w:styleId="TableNormal">
+  <w:style w:type="table" w:default="1" w:styleId="Tablanormal">
     <w:name w:val="Normal Table"/>
     <w:uiPriority w:val="99"/>
     <w:semiHidden/>
@@ -6715,7 +6649,7 @@
       </w:tblCellMar>
     </w:tblPr>
   </w:style>
-  <w:style w:type="numbering" w:default="1" w:styleId="NoList">
+  <w:style w:type="numbering" w:default="1" w:styleId="Sinlista">
     <w:name w:val="No List"/>
     <w:uiPriority w:val="99"/>
     <w:semiHidden/>
@@ -6737,7 +6671,7 @@
       </w:tblCellMar>
     </w:tblPr>
   </w:style>
-  <w:style w:type="paragraph" w:styleId="BodyText">
+  <w:style w:type="paragraph" w:styleId="Textoindependiente">
     <w:name w:val="Body Text"/>
     <w:basedOn w:val="Normal"/>
     <w:uiPriority w:val="1"/>
@@ -6751,7 +6685,7 @@
       <w:szCs w:val="24"/>
     </w:rPr>
   </w:style>
-  <w:style w:type="paragraph" w:styleId="ListParagraph">
+  <w:style w:type="paragraph" w:styleId="Prrafodelista">
     <w:name w:val="List Paragraph"/>
     <w:basedOn w:val="Normal"/>
     <w:uiPriority w:val="1"/>
@@ -6763,10 +6697,10 @@
     <w:uiPriority w:val="1"/>
     <w:qFormat/>
   </w:style>
-  <w:style w:type="paragraph" w:styleId="Header">
+  <w:style w:type="paragraph" w:styleId="Encabezado">
     <w:name w:val="header"/>
     <w:basedOn w:val="Normal"/>
-    <w:link w:val="HeaderChar"/>
+    <w:link w:val="EncabezadoCar"/>
     <w:uiPriority w:val="99"/>
     <w:unhideWhenUsed/>
     <w:rsid w:val="00D636C8"/>
@@ -6777,17 +6711,17 @@
       </w:tabs>
     </w:pPr>
   </w:style>
-  <w:style w:type="character" w:customStyle="1" w:styleId="HeaderChar">
-    <w:name w:val="Header Char"/>
-    <w:basedOn w:val="DefaultParagraphFont"/>
-    <w:link w:val="Header"/>
+  <w:style w:type="character" w:customStyle="1" w:styleId="EncabezadoCar">
+    <w:name w:val="Encabezado Car"/>
+    <w:basedOn w:val="Fuentedeprrafopredeter"/>
+    <w:link w:val="Encabezado"/>
     <w:uiPriority w:val="99"/>
     <w:rsid w:val="00D636C8"/>
   </w:style>
-  <w:style w:type="paragraph" w:styleId="Footer">
+  <w:style w:type="paragraph" w:styleId="Piedepgina">
     <w:name w:val="footer"/>
     <w:basedOn w:val="Normal"/>
-    <w:link w:val="FooterChar"/>
+    <w:link w:val="PiedepginaCar"/>
     <w:uiPriority w:val="99"/>
     <w:unhideWhenUsed/>
     <w:rsid w:val="00D636C8"/>
@@ -6798,10 +6732,10 @@
       </w:tabs>
     </w:pPr>
   </w:style>
-  <w:style w:type="character" w:customStyle="1" w:styleId="FooterChar">
-    <w:name w:val="Footer Char"/>
-    <w:basedOn w:val="DefaultParagraphFont"/>
-    <w:link w:val="Footer"/>
+  <w:style w:type="character" w:customStyle="1" w:styleId="PiedepginaCar">
+    <w:name w:val="Pie de página Car"/>
+    <w:basedOn w:val="Fuentedeprrafopredeter"/>
+    <w:link w:val="Piedepgina"/>
     <w:uiPriority w:val="99"/>
     <w:rsid w:val="00D636C8"/>
   </w:style>
@@ -6860,7 +6794,7 @@
   </w:style>
   <w:style w:type="numbering" w:customStyle="1" w:styleId="SectionList">
     <w:name w:val="Section_List"/>
-    <w:basedOn w:val="NoList"/>
+    <w:basedOn w:val="Sinlista"/>
     <w:uiPriority w:val="99"/>
     <w:rsid w:val="00C63E4C"/>
     <w:pPr>
@@ -6889,7 +6823,7 @@
   <w:style w:type="paragraph" w:customStyle="1" w:styleId="Task">
     <w:name w:val="Task"/>
     <w:basedOn w:val="Normal"/>
-    <w:next w:val="BodyText"/>
+    <w:next w:val="Textoindependiente"/>
     <w:rsid w:val="00C63E4C"/>
     <w:pPr>
       <w:keepNext/>
